--- a/templates/offer.docx
+++ b/templates/offer.docx
@@ -45,7 +45,7 @@
         <w:jc w:val="both"/>
       </w:pPr>
       <w:r>
-        <w:t xml:space="preserve">{operatorName} (далее — Исполнитель) в лице {operatorSigner}, действующего на основании устава, предлагает {learnerName} (далее — Слушатель) заключить договор на оказание образовательных услуг на условиях настоящей оферты. Оплата обучения означает полное и безоговорочное принятие оферты.</w:t>
+        <w:t xml:space="preserve">{operatorName} (далее — Исполнитель; от имени Исполнителя на основании устава действует {operatorSigner}), предлагает {learnerName} (далее — Слушатель) заключить договор на оказание образовательных услуг на условиях настоящей оферты. Оплата обучения означает полное и безоговорочное принятие оферты.</w:t>
       </w:r>
     </w:p>
     <w:p>
@@ -123,7 +123,7 @@
         <w:jc w:val="both"/>
       </w:pPr>
       <w:r>
-        <w:t xml:space="preserve">2.1. Стоимость обучения указывается в счёте Исполнителя. Обучение начинается после поступления оплаты.</w:t>
+        <w:t xml:space="preserve">2.1. {priceClause}</w:t>
       </w:r>
     </w:p>
     <w:p>
